--- a/Notes prep.docx
+++ b/Notes prep.docx
@@ -4,7 +4,13 @@
   <w:body>
     <w:p>
       <w:pPr>
-        <w:ind w:left="1440" w:firstLine="720"/>
+        <w:rPr>
+          <w:rStyle w:val="Hyperlink"/>
+          <w:sz w:val="24"/>
+          <w:szCs w:val="24"/>
+        </w:rPr>
+      </w:pPr>
+      <w:r>
         <w:rPr>
           <w:rFonts w:ascii="Times New Roman" w:hAnsi="Times New Roman" w:cs="Times New Roman"/>
           <w:b/>
@@ -20,14 +26,24 @@
             <w14:bevelT w14:w="25400" w14:h="38100" w14:prst="circle"/>
           </w14:props3d>
         </w:rPr>
-      </w:pPr>
-      <w:r>
-        <w:rPr>
-          <w:rFonts w:ascii="Times New Roman" w:hAnsi="Times New Roman" w:cs="Times New Roman"/>
+        <w:t xml:space="preserve">Detailed JavaScript @ </w:t>
+      </w:r>
+      <w:r>
+        <w:rPr>
+          <w:rStyle w:val="Hyperlink"/>
+          <w:sz w:val="24"/>
+          <w:szCs w:val="24"/>
+        </w:rPr>
+        <w:t>https://github.com/JhanaR/pre-req.git</w:t>
+      </w:r>
+    </w:p>
+    <w:p>
+      <w:pPr>
+        <w:pStyle w:val="Heading1"/>
+        <w:rPr>
+          <w:rFonts w:ascii="Times New Roman" w:eastAsiaTheme="minorHAnsi" w:hAnsi="Times New Roman" w:cs="Times New Roman"/>
           <w:b/>
           <w:color w:val="DC0EF2"/>
-          <w:sz w:val="32"/>
-          <w:szCs w:val="32"/>
           <w14:textOutline w14:w="0" w14:cap="flat" w14:cmpd="sng" w14:algn="ctr">
             <w14:noFill/>
             <w14:prstDash w14:val="solid"/>
@@ -37,6 +53,37 @@
             <w14:bevelT w14:w="25400" w14:h="38100" w14:prst="circle"/>
           </w14:props3d>
         </w:rPr>
+      </w:pPr>
+      <w:r>
+        <w:rPr>
+          <w:rFonts w:ascii="Times New Roman" w:eastAsiaTheme="minorHAnsi" w:hAnsi="Times New Roman" w:cs="Times New Roman"/>
+          <w:b/>
+          <w:color w:val="DC0EF2"/>
+          <w14:textOutline w14:w="0" w14:cap="flat" w14:cmpd="sng" w14:algn="ctr">
+            <w14:noFill/>
+            <w14:prstDash w14:val="solid"/>
+            <w14:round/>
+          </w14:textOutline>
+          <w14:props3d w14:extrusionH="57150" w14:contourW="0" w14:prstMaterial="softEdge">
+            <w14:bevelT w14:w="25400" w14:h="38100" w14:prst="circle"/>
+          </w14:props3d>
+        </w:rPr>
+        <w:t xml:space="preserve">                           </w:t>
+      </w:r>
+      <w:r>
+        <w:rPr>
+          <w:rFonts w:ascii="Times New Roman" w:eastAsiaTheme="minorHAnsi" w:hAnsi="Times New Roman" w:cs="Times New Roman"/>
+          <w:b/>
+          <w:color w:val="DC0EF2"/>
+          <w14:textOutline w14:w="0" w14:cap="flat" w14:cmpd="sng" w14:algn="ctr">
+            <w14:noFill/>
+            <w14:prstDash w14:val="solid"/>
+            <w14:round/>
+          </w14:textOutline>
+          <w14:props3d w14:extrusionH="57150" w14:contourW="0" w14:prstMaterial="softEdge">
+            <w14:bevelT w14:w="25400" w14:h="38100" w14:prst="circle"/>
+          </w14:props3d>
+        </w:rPr>
         <w:t>Recap of JavaScript:</w:t>
       </w:r>
     </w:p>
@@ -870,7 +917,6 @@
           <w:sz w:val="28"/>
           <w:szCs w:val="28"/>
         </w:rPr>
-        <w:lastRenderedPageBreak/>
         <w:t>Function Expression</w:t>
       </w:r>
     </w:p>
@@ -1506,8 +1552,18 @@
           <w:sz w:val="28"/>
           <w:szCs w:val="28"/>
         </w:rPr>
-        <w:t>callback hell</w:t>
-      </w:r>
+        <w:t xml:space="preserve">callback </w:t>
+      </w:r>
+      <w:proofErr w:type="gramStart"/>
+      <w:r>
+        <w:rPr>
+          <w:rFonts w:ascii="Times New Roman" w:hAnsi="Times New Roman" w:cs="Times New Roman"/>
+          <w:sz w:val="28"/>
+          <w:szCs w:val="28"/>
+        </w:rPr>
+        <w:t>hell</w:t>
+      </w:r>
+      <w:proofErr w:type="gramEnd"/>
       <w:r>
         <w:rPr>
           <w:rFonts w:ascii="Times New Roman" w:hAnsi="Times New Roman" w:cs="Times New Roman"/>
@@ -1894,6 +1950,7 @@
         <w:t xml:space="preserve"> callback function as </w:t>
       </w:r>
       <w:proofErr w:type="spellStart"/>
+      <w:proofErr w:type="gramStart"/>
       <w:r>
         <w:rPr>
           <w:rFonts w:ascii="Times New Roman" w:hAnsi="Times New Roman" w:cs="Times New Roman"/>
@@ -1903,6 +1960,7 @@
         <w:t>a</w:t>
       </w:r>
       <w:proofErr w:type="spellEnd"/>
+      <w:proofErr w:type="gramEnd"/>
       <w:r>
         <w:rPr>
           <w:rFonts w:ascii="Times New Roman" w:hAnsi="Times New Roman" w:cs="Times New Roman"/>
@@ -3378,15 +3436,49 @@
     </w:p>
     <w:p>
       <w:pPr>
-        <w:rPr>
-          <w:rFonts w:ascii="Times New Roman" w:hAnsi="Times New Roman" w:cs="Times New Roman"/>
-          <w:b/>
-          <w:bCs/>
-          <w:color w:val="833C0B" w:themeColor="accent2" w:themeShade="80"/>
-          <w:sz w:val="28"/>
-          <w:szCs w:val="28"/>
-        </w:rPr>
-      </w:pPr>
+        <w:pStyle w:val="Heading1"/>
+        <w:rPr>
+          <w:b/>
+          <w:bCs/>
+        </w:rPr>
+      </w:pPr>
+      <w:r>
+        <w:rPr>
+          <w:b/>
+          <w:bCs/>
+        </w:rPr>
+        <w:tab/>
+      </w:r>
+      <w:r>
+        <w:rPr>
+          <w:b/>
+          <w:bCs/>
+        </w:rPr>
+        <w:tab/>
+      </w:r>
+      <w:r>
+        <w:rPr>
+          <w:b/>
+          <w:bCs/>
+        </w:rPr>
+        <w:tab/>
+      </w:r>
+      <w:r>
+        <w:rPr>
+          <w:rFonts w:ascii="Times New Roman" w:eastAsiaTheme="minorHAnsi" w:hAnsi="Times New Roman" w:cs="Times New Roman"/>
+          <w:b/>
+          <w:color w:val="DC0EF2"/>
+          <w14:textOutline w14:w="0" w14:cap="flat" w14:cmpd="sng" w14:algn="ctr">
+            <w14:noFill/>
+            <w14:prstDash w14:val="solid"/>
+            <w14:round/>
+          </w14:textOutline>
+          <w14:props3d w14:extrusionH="57150" w14:contourW="0" w14:prstMaterial="softEdge">
+            <w14:bevelT w14:w="25400" w14:h="38100" w14:prst="circle"/>
+          </w14:props3d>
+        </w:rPr>
+        <w:t>NODE JS</w:t>
+      </w:r>
     </w:p>
     <w:p>
       <w:pPr>
@@ -4111,26 +4203,7 @@
       </w:pPr>
     </w:p>
     <w:p>
-      <w:pPr>
-        <w:pStyle w:val="ListParagraph"/>
-        <w:rPr>
-          <w:rFonts w:ascii="Times New Roman" w:hAnsi="Times New Roman" w:cs="Times New Roman"/>
-          <w:b/>
-          <w:bCs/>
-          <w:color w:val="8EAADB" w:themeColor="accent1" w:themeTint="99"/>
-          <w:sz w:val="28"/>
-          <w:szCs w:val="28"/>
-        </w:rPr>
-      </w:pPr>
-      <w:r>
-        <w:rPr>
-          <w:rFonts w:ascii="Times New Roman" w:hAnsi="Times New Roman" w:cs="Times New Roman"/>
-          <w:b/>
-          <w:bCs/>
-          <w:color w:val="8EAADB" w:themeColor="accent1" w:themeTint="99"/>
-          <w:sz w:val="28"/>
-          <w:szCs w:val="28"/>
-        </w:rPr>
+      <w:r>
         <w:t>//CREATING A TODO LIST</w:t>
       </w:r>
     </w:p>
@@ -4757,6 +4830,7 @@
           <w:sz w:val="28"/>
           <w:szCs w:val="28"/>
         </w:rPr>
+        <w:lastRenderedPageBreak/>
         <w:t>    }</w:t>
       </w:r>
       <w:r>
@@ -7810,7 +7884,27 @@
           <w:sz w:val="28"/>
           <w:szCs w:val="28"/>
         </w:rPr>
-        <w:t xml:space="preserve">It will show us first one of the current document available in that particular </w:t>
+        <w:t xml:space="preserve">It will show us first one of the current </w:t>
+      </w:r>
+      <w:proofErr w:type="gramStart"/>
+      <w:r>
+        <w:rPr>
+          <w:rFonts w:ascii="Times New Roman" w:hAnsi="Times New Roman" w:cs="Times New Roman"/>
+          <w:color w:val="385623" w:themeColor="accent6" w:themeShade="80"/>
+          <w:sz w:val="28"/>
+          <w:szCs w:val="28"/>
+        </w:rPr>
+        <w:t>document</w:t>
+      </w:r>
+      <w:proofErr w:type="gramEnd"/>
+      <w:r>
+        <w:rPr>
+          <w:rFonts w:ascii="Times New Roman" w:hAnsi="Times New Roman" w:cs="Times New Roman"/>
+          <w:color w:val="385623" w:themeColor="accent6" w:themeShade="80"/>
+          <w:sz w:val="28"/>
+          <w:szCs w:val="28"/>
+        </w:rPr>
+        <w:t xml:space="preserve"> available in that particular </w:t>
       </w:r>
       <w:proofErr w:type="spellStart"/>
       <w:r>
@@ -8541,7 +8635,27 @@
           <w:sz w:val="28"/>
           <w:szCs w:val="28"/>
         </w:rPr>
-        <w:t xml:space="preserve"> 43 inch 4k'},{$set:{price:45000}})</w:t>
+        <w:t xml:space="preserve"> </w:t>
+      </w:r>
+      <w:proofErr w:type="gramStart"/>
+      <w:r>
+        <w:rPr>
+          <w:rFonts w:ascii="Times New Roman" w:hAnsi="Times New Roman" w:cs="Times New Roman"/>
+          <w:color w:val="385623" w:themeColor="accent6" w:themeShade="80"/>
+          <w:sz w:val="28"/>
+          <w:szCs w:val="28"/>
+        </w:rPr>
+        <w:t>43 inch</w:t>
+      </w:r>
+      <w:proofErr w:type="gramEnd"/>
+      <w:r>
+        <w:rPr>
+          <w:rFonts w:ascii="Times New Roman" w:hAnsi="Times New Roman" w:cs="Times New Roman"/>
+          <w:color w:val="385623" w:themeColor="accent6" w:themeShade="80"/>
+          <w:sz w:val="28"/>
+          <w:szCs w:val="28"/>
+        </w:rPr>
+        <w:t xml:space="preserve"> 4k'},{$set:{price:45000}})</w:t>
       </w:r>
     </w:p>
     <w:p>
@@ -8980,7 +9094,25 @@
           <w:sz w:val="28"/>
           <w:szCs w:val="28"/>
         </w:rPr>
-        <w:t># the following command will delete the 1st document with matched filter</w:t>
+        <w:t xml:space="preserve"># </w:t>
+      </w:r>
+      <w:proofErr w:type="gramStart"/>
+      <w:r>
+        <w:rPr>
+          <w:rFonts w:ascii="Times New Roman" w:hAnsi="Times New Roman" w:cs="Times New Roman"/>
+          <w:sz w:val="28"/>
+          <w:szCs w:val="28"/>
+        </w:rPr>
+        <w:t>the</w:t>
+      </w:r>
+      <w:proofErr w:type="gramEnd"/>
+      <w:r>
+        <w:rPr>
+          <w:rFonts w:ascii="Times New Roman" w:hAnsi="Times New Roman" w:cs="Times New Roman"/>
+          <w:sz w:val="28"/>
+          <w:szCs w:val="28"/>
+        </w:rPr>
+        <w:t xml:space="preserve"> following command will delete the 1st document with matched filter</w:t>
       </w:r>
     </w:p>
     <w:p>
@@ -9042,7 +9174,25 @@
           <w:sz w:val="28"/>
           <w:szCs w:val="28"/>
         </w:rPr>
-        <w:t># the following command will delete document many at same time</w:t>
+        <w:t xml:space="preserve"># </w:t>
+      </w:r>
+      <w:proofErr w:type="gramStart"/>
+      <w:r>
+        <w:rPr>
+          <w:rFonts w:ascii="Times New Roman" w:hAnsi="Times New Roman" w:cs="Times New Roman"/>
+          <w:sz w:val="28"/>
+          <w:szCs w:val="28"/>
+        </w:rPr>
+        <w:t>the</w:t>
+      </w:r>
+      <w:proofErr w:type="gramEnd"/>
+      <w:r>
+        <w:rPr>
+          <w:rFonts w:ascii="Times New Roman" w:hAnsi="Times New Roman" w:cs="Times New Roman"/>
+          <w:sz w:val="28"/>
+          <w:szCs w:val="28"/>
+        </w:rPr>
+        <w:t xml:space="preserve"> following command will delete document many at same time</w:t>
       </w:r>
     </w:p>
     <w:p>
@@ -12087,6 +12237,27 @@
     <w:qFormat/>
     <w:rsid w:val="00D2526A"/>
   </w:style>
+  <w:style w:type="paragraph" w:styleId="Heading1">
+    <w:name w:val="heading 1"/>
+    <w:basedOn w:val="Normal"/>
+    <w:next w:val="Normal"/>
+    <w:link w:val="Heading1Char"/>
+    <w:uiPriority w:val="9"/>
+    <w:qFormat/>
+    <w:rsid w:val="00D340F0"/>
+    <w:pPr>
+      <w:keepNext/>
+      <w:keepLines/>
+      <w:spacing w:before="240" w:after="0"/>
+      <w:outlineLvl w:val="0"/>
+    </w:pPr>
+    <w:rPr>
+      <w:rFonts w:asciiTheme="majorHAnsi" w:eastAsiaTheme="majorEastAsia" w:hAnsiTheme="majorHAnsi" w:cstheme="majorBidi"/>
+      <w:color w:val="2F5496" w:themeColor="accent1" w:themeShade="BF"/>
+      <w:sz w:val="32"/>
+      <w:szCs w:val="32"/>
+    </w:rPr>
+  </w:style>
   <w:style w:type="paragraph" w:styleId="Heading2">
     <w:name w:val="heading 2"/>
     <w:basedOn w:val="Normal"/>
@@ -12268,6 +12439,30 @@
       <w:rFonts w:ascii="Times New Roman" w:hAnsi="Times New Roman" w:cs="Times New Roman"/>
       <w:sz w:val="24"/>
       <w:szCs w:val="24"/>
+    </w:rPr>
+  </w:style>
+  <w:style w:type="character" w:customStyle="1" w:styleId="Heading1Char">
+    <w:name w:val="Heading 1 Char"/>
+    <w:basedOn w:val="DefaultParagraphFont"/>
+    <w:link w:val="Heading1"/>
+    <w:uiPriority w:val="9"/>
+    <w:rsid w:val="00D340F0"/>
+    <w:rPr>
+      <w:rFonts w:asciiTheme="majorHAnsi" w:eastAsiaTheme="majorEastAsia" w:hAnsiTheme="majorHAnsi" w:cstheme="majorBidi"/>
+      <w:color w:val="2F5496" w:themeColor="accent1" w:themeShade="BF"/>
+      <w:sz w:val="32"/>
+      <w:szCs w:val="32"/>
+    </w:rPr>
+  </w:style>
+  <w:style w:type="character" w:styleId="Hyperlink">
+    <w:name w:val="Hyperlink"/>
+    <w:basedOn w:val="DefaultParagraphFont"/>
+    <w:uiPriority w:val="99"/>
+    <w:unhideWhenUsed/>
+    <w:rsid w:val="00D340F0"/>
+    <w:rPr>
+      <w:color w:val="0563C1" w:themeColor="hyperlink"/>
+      <w:u w:val="single"/>
     </w:rPr>
   </w:style>
 </w:styles>
